--- a/EX 04 - MHA/Exp_4.docx
+++ b/EX 04 - MHA/Exp_4.docx
@@ -5,73 +5,86 @@
     <w:p>
       <w:pPr>
         <w:spacing w:line="360" w:lineRule="auto"/>
+        <w:rPr>
+          <w:rFonts w:ascii="Times New Roman" w:hAnsi="Times New Roman" w:cs="Times New Roman"/>
+          <w:sz w:val="28"/>
+          <w:szCs w:val="28"/>
+        </w:rPr>
+      </w:pPr>
+      <w:r>
+        <w:rPr>
+          <w:rFonts w:ascii="Times New Roman" w:hAnsi="Times New Roman" w:cs="Times New Roman"/>
+          <w:b/>
+          <w:bCs/>
+          <w:sz w:val="28"/>
+          <w:szCs w:val="28"/>
+        </w:rPr>
+        <w:t>EXPERIMENT NO:</w:t>
+      </w:r>
+      <w:r>
+        <w:rPr>
+          <w:rFonts w:ascii="Times New Roman" w:hAnsi="Times New Roman" w:cs="Times New Roman"/>
+          <w:sz w:val="28"/>
+          <w:szCs w:val="28"/>
+        </w:rPr>
+        <w:t xml:space="preserve"> 04                                                                        </w:t>
+      </w:r>
+    </w:p>
+    <w:p>
+      <w:pPr>
+        <w:spacing w:line="360" w:lineRule="auto"/>
         <w:jc w:val="center"/>
         <w:rPr>
           <w:rFonts w:ascii="Times New Roman" w:hAnsi="Times New Roman" w:cs="Times New Roman"/>
-          <w:sz w:val="32"/>
-          <w:szCs w:val="32"/>
-        </w:rPr>
-      </w:pPr>
-      <w:r>
-        <w:rPr>
-          <w:rFonts w:ascii="Times New Roman" w:hAnsi="Times New Roman" w:cs="Times New Roman"/>
-          <w:b/>
-          <w:bCs/>
-          <w:sz w:val="32"/>
-          <w:szCs w:val="32"/>
-        </w:rPr>
-        <w:t>Digital Forensics Laboratory</w:t>
-      </w:r>
-    </w:p>
-    <w:p>
-      <w:pPr>
-        <w:spacing w:line="360" w:lineRule="auto"/>
-        <w:rPr>
-          <w:rFonts w:ascii="Times New Roman" w:hAnsi="Times New Roman" w:cs="Times New Roman"/>
-        </w:rPr>
-      </w:pPr>
-      <w:r>
-        <w:rPr>
-          <w:rFonts w:ascii="Times New Roman" w:hAnsi="Times New Roman" w:cs="Times New Roman"/>
-          <w:b/>
-          <w:bCs/>
-        </w:rPr>
-        <w:t>EXPERIMENT NO:</w:t>
-      </w:r>
-      <w:r>
-        <w:rPr>
-          <w:rFonts w:ascii="Times New Roman" w:hAnsi="Times New Roman" w:cs="Times New Roman"/>
-        </w:rPr>
-        <w:t xml:space="preserve"> 04</w:t>
-      </w:r>
-      <w:r>
-        <w:rPr>
-          <w:rFonts w:ascii="Times New Roman" w:hAnsi="Times New Roman" w:cs="Times New Roman"/>
-        </w:rPr>
-        <w:t xml:space="preserve">                                                                        </w:t>
-      </w:r>
-    </w:p>
-    <w:p>
-      <w:pPr>
-        <w:spacing w:line="360" w:lineRule="auto"/>
-        <w:jc w:val="center"/>
-        <w:rPr>
-          <w:rFonts w:ascii="Times New Roman" w:hAnsi="Times New Roman" w:cs="Times New Roman"/>
-        </w:rPr>
-      </w:pPr>
-      <w:r>
-        <w:rPr>
-          <w:rFonts w:ascii="Times New Roman" w:hAnsi="Times New Roman" w:cs="Times New Roman"/>
-          <w:b/>
-          <w:bCs/>
+          <w:sz w:val="28"/>
+          <w:szCs w:val="28"/>
+        </w:rPr>
+      </w:pPr>
+      <w:r>
+        <w:rPr>
+          <w:rFonts w:ascii="Times New Roman" w:hAnsi="Times New Roman" w:cs="Times New Roman"/>
+          <w:b/>
+          <w:bCs/>
+          <w:sz w:val="28"/>
+          <w:szCs w:val="28"/>
+        </w:rPr>
+        <w:t xml:space="preserve">     </w:t>
+      </w:r>
+      <w:r>
+        <w:rPr>
+          <w:rFonts w:ascii="Times New Roman" w:hAnsi="Times New Roman" w:cs="Times New Roman"/>
+          <w:b/>
+          <w:bCs/>
+          <w:sz w:val="28"/>
+          <w:szCs w:val="28"/>
         </w:rPr>
         <w:t>TITLE:</w:t>
       </w:r>
       <w:r>
         <w:rPr>
           <w:rFonts w:ascii="Times New Roman" w:hAnsi="Times New Roman" w:cs="Times New Roman"/>
-        </w:rPr>
-        <w:t xml:space="preserve"> Analyze Email Headers and Detect Email Spoofing using MHA (Mail Header Analyzer)</w:t>
+          <w:sz w:val="28"/>
+          <w:szCs w:val="28"/>
+        </w:rPr>
+        <w:t xml:space="preserve"> </w:t>
+      </w:r>
+      <w:proofErr w:type="spellStart"/>
+      <w:r>
+        <w:rPr>
+          <w:rFonts w:ascii="Times New Roman" w:hAnsi="Times New Roman" w:cs="Times New Roman"/>
+          <w:sz w:val="28"/>
+          <w:szCs w:val="28"/>
+        </w:rPr>
+        <w:t>Analyze</w:t>
+      </w:r>
+      <w:proofErr w:type="spellEnd"/>
+      <w:r>
+        <w:rPr>
+          <w:rFonts w:ascii="Times New Roman" w:hAnsi="Times New Roman" w:cs="Times New Roman"/>
+          <w:sz w:val="28"/>
+          <w:szCs w:val="28"/>
+        </w:rPr>
+        <w:t xml:space="preserve"> Email Headers and Detect Email Spoofing using MHA (Mail Header Analyzer)</w:t>
       </w:r>
     </w:p>
     <w:p>
@@ -113,17 +126,22 @@
         <w:rPr>
           <w:rFonts w:ascii="Times New Roman" w:hAnsi="Times New Roman" w:cs="Times New Roman"/>
         </w:rPr>
-        <w:t>To extract, analyze, and interpret email headers to trace an email's origin, verify its authenticity protocols (SPF, DKIM, DMARC), and detect potential spoofing or phishing attempts using Mail Header Analyzer (MHA) tools.</w:t>
-      </w:r>
-    </w:p>
-    <w:p>
-      <w:pPr>
-        <w:spacing w:line="360" w:lineRule="auto"/>
-        <w:jc w:val="both"/>
-        <w:rPr>
-          <w:rFonts w:ascii="Times New Roman" w:hAnsi="Times New Roman" w:cs="Times New Roman"/>
-        </w:rPr>
-      </w:pPr>
+        <w:t xml:space="preserve">To extract, </w:t>
+      </w:r>
+      <w:proofErr w:type="spellStart"/>
+      <w:r>
+        <w:rPr>
+          <w:rFonts w:ascii="Times New Roman" w:hAnsi="Times New Roman" w:cs="Times New Roman"/>
+        </w:rPr>
+        <w:t>analyze</w:t>
+      </w:r>
+      <w:proofErr w:type="spellEnd"/>
+      <w:r>
+        <w:rPr>
+          <w:rFonts w:ascii="Times New Roman" w:hAnsi="Times New Roman" w:cs="Times New Roman"/>
+        </w:rPr>
+        <w:t>, and interpret email headers to trace an email's origin, verify its authenticity protocols (SPF, DKIM, DMARC), and detect potential spoofing or phishing attempts using Mail Header Analyzer (MHA) tools.</w:t>
+      </w:r>
     </w:p>
     <w:p>
       <w:pPr>
@@ -222,18 +240,22 @@
         <w:rPr>
           <w:rFonts w:ascii="Times New Roman" w:hAnsi="Times New Roman" w:cs="Times New Roman"/>
         </w:rPr>
-        <w:t xml:space="preserve"> MXToolbox (Online Mail Header Analyzer), WHOIS IP Lookup</w:t>
-      </w:r>
-    </w:p>
-    <w:p>
-      <w:pPr>
-        <w:spacing w:line="360" w:lineRule="auto"/>
-        <w:ind w:left="720"/>
-        <w:jc w:val="both"/>
-        <w:rPr>
-          <w:rFonts w:ascii="Times New Roman" w:hAnsi="Times New Roman" w:cs="Times New Roman"/>
-        </w:rPr>
-      </w:pPr>
+        <w:t xml:space="preserve"> </w:t>
+      </w:r>
+      <w:proofErr w:type="spellStart"/>
+      <w:r>
+        <w:rPr>
+          <w:rFonts w:ascii="Times New Roman" w:hAnsi="Times New Roman" w:cs="Times New Roman"/>
+        </w:rPr>
+        <w:t>MXToolbox</w:t>
+      </w:r>
+      <w:proofErr w:type="spellEnd"/>
+      <w:r>
+        <w:rPr>
+          <w:rFonts w:ascii="Times New Roman" w:hAnsi="Times New Roman" w:cs="Times New Roman"/>
+        </w:rPr>
+        <w:t xml:space="preserve"> (Online Mail Header Analyzer), WHOIS IP Lookup</w:t>
+      </w:r>
     </w:p>
     <w:p>
       <w:pPr>
@@ -280,7 +302,21 @@
         <w:rPr>
           <w:rFonts w:ascii="Times New Roman" w:hAnsi="Times New Roman" w:cs="Times New Roman"/>
         </w:rPr>
-        <w:t>. This header tracks the email's journey from the sender's server to the recipient's inbox and contains critical routing and authentication information. Analyzing these headers helps forensic investigators verify if an email is legitimate or spoofed.</w:t>
+        <w:t xml:space="preserve">. This header tracks the email's journey from the sender's server to the recipient's inbox and contains critical routing and authentication information. </w:t>
+      </w:r>
+      <w:proofErr w:type="spellStart"/>
+      <w:r>
+        <w:rPr>
+          <w:rFonts w:ascii="Times New Roman" w:hAnsi="Times New Roman" w:cs="Times New Roman"/>
+        </w:rPr>
+        <w:t>Analyzing</w:t>
+      </w:r>
+      <w:proofErr w:type="spellEnd"/>
+      <w:r>
+        <w:rPr>
+          <w:rFonts w:ascii="Times New Roman" w:hAnsi="Times New Roman" w:cs="Times New Roman"/>
+        </w:rPr>
+        <w:t xml:space="preserve"> these headers helps forensic investigators verify if an email is legitimate or spoofed.</w:t>
       </w:r>
     </w:p>
     <w:p>
@@ -385,6 +421,33 @@
         <w:jc w:val="both"/>
         <w:rPr>
           <w:rFonts w:ascii="Times New Roman" w:hAnsi="Times New Roman" w:cs="Times New Roman"/>
+        </w:rPr>
+      </w:pPr>
+    </w:p>
+    <w:p>
+      <w:pPr>
+        <w:spacing w:line="360" w:lineRule="auto"/>
+        <w:jc w:val="both"/>
+        <w:rPr>
+          <w:rFonts w:ascii="Times New Roman" w:hAnsi="Times New Roman" w:cs="Times New Roman"/>
+        </w:rPr>
+      </w:pPr>
+    </w:p>
+    <w:p>
+      <w:pPr>
+        <w:spacing w:line="360" w:lineRule="auto"/>
+        <w:jc w:val="both"/>
+        <w:rPr>
+          <w:rFonts w:ascii="Times New Roman" w:hAnsi="Times New Roman" w:cs="Times New Roman"/>
+        </w:rPr>
+      </w:pPr>
+    </w:p>
+    <w:p>
+      <w:pPr>
+        <w:spacing w:line="360" w:lineRule="auto"/>
+        <w:jc w:val="both"/>
+        <w:rPr>
+          <w:rFonts w:ascii="Times New Roman" w:hAnsi="Times New Roman" w:cs="Times New Roman"/>
           <w:b/>
           <w:bCs/>
         </w:rPr>
@@ -459,7 +522,7 @@
     <w:p>
       <w:pPr>
         <w:spacing w:line="360" w:lineRule="auto"/>
-        <w:jc w:val="both"/>
+        <w:jc w:val="center"/>
         <w:rPr>
           <w:rFonts w:ascii="Times New Roman" w:hAnsi="Times New Roman" w:cs="Times New Roman"/>
         </w:rPr>
@@ -469,9 +532,9 @@
           <w:noProof/>
         </w:rPr>
         <w:drawing>
-          <wp:inline distT="0" distB="0" distL="0" distR="0" wp14:anchorId="7EA2B852" wp14:editId="3E3A4815">
-            <wp:extent cx="5731510" cy="3223895"/>
-            <wp:effectExtent l="0" t="0" r="2540" b="0"/>
+          <wp:inline distT="0" distB="0" distL="0" distR="0" wp14:anchorId="7EA2B852" wp14:editId="56F80D9F">
+            <wp:extent cx="5456086" cy="2027555"/>
+            <wp:effectExtent l="0" t="0" r="0" b="0"/>
             <wp:docPr id="309327805" name="Picture 2"/>
             <wp:cNvGraphicFramePr>
               <a:graphicFrameLocks xmlns:a="http://schemas.openxmlformats.org/drawingml/2006/main" noChangeAspect="1"/>
@@ -485,7 +548,7 @@
                       <a:picLocks noChangeAspect="1" noChangeArrowheads="1"/>
                     </pic:cNvPicPr>
                   </pic:nvPicPr>
-                  <pic:blipFill>
+                  <pic:blipFill rotWithShape="1">
                     <a:blip r:embed="rId5" cstate="print">
                       <a:extLst>
                         <a:ext uri="{28A0092B-C50C-407E-A947-70E740481C1C}">
@@ -493,7 +556,7 @@
                         </a:ext>
                       </a:extLst>
                     </a:blip>
-                    <a:srcRect/>
+                    <a:srcRect l="16468" t="23818" r="4963" b="13256"/>
                     <a:stretch>
                       <a:fillRect/>
                     </a:stretch>
@@ -501,7 +564,7 @@
                   <pic:spPr bwMode="auto">
                     <a:xfrm>
                       <a:off x="0" y="0"/>
-                      <a:ext cx="5731510" cy="3223895"/>
+                      <a:ext cx="5472575" cy="2033682"/>
                     </a:xfrm>
                     <a:prstGeom prst="rect">
                       <a:avLst/>
@@ -510,6 +573,11 @@
                     <a:ln>
                       <a:noFill/>
                     </a:ln>
+                    <a:extLst>
+                      <a:ext uri="{53640926-AAD7-44D8-BBD7-CCE9431645EC}">
+                        <a14:shadowObscured xmlns:a14="http://schemas.microsoft.com/office/drawing/2010/main"/>
+                      </a:ext>
+                    </a:extLst>
                   </pic:spPr>
                 </pic:pic>
               </a:graphicData>
@@ -588,14 +656,6 @@
         </w:rPr>
         <w:t xml:space="preserve">. </w:t>
       </w:r>
-      <w:r>
-        <w:rPr>
-          <w:rFonts w:ascii="Times New Roman" w:hAnsi="Times New Roman" w:cs="Times New Roman"/>
-          <w:i/>
-          <w:iCs/>
-        </w:rPr>
-        <w:t>(For Outlook: File &gt; Properties &gt; Internet headers. For Yahoo: More &gt; View raw message).</w:t>
-      </w:r>
     </w:p>
     <w:p>
       <w:pPr>
@@ -621,18 +681,17 @@
         <w:spacing w:line="360" w:lineRule="auto"/>
         <w:jc w:val="center"/>
         <w:rPr>
-          <w:rFonts w:ascii="Times New Roman" w:hAnsi="Times New Roman" w:cs="Times New Roman"/>
-        </w:rPr>
-      </w:pPr>
-      <w:r>
-        <w:rPr>
           <w:noProof/>
         </w:rPr>
-        <w:lastRenderedPageBreak/>
+      </w:pPr>
+      <w:r>
+        <w:rPr>
+          <w:noProof/>
+        </w:rPr>
         <w:drawing>
-          <wp:inline distT="0" distB="0" distL="0" distR="0" wp14:anchorId="5DEE5A6F" wp14:editId="27939380">
-            <wp:extent cx="5731510" cy="3223895"/>
-            <wp:effectExtent l="0" t="0" r="2540" b="0"/>
+          <wp:inline distT="0" distB="0" distL="0" distR="0" wp14:anchorId="42F8F74C" wp14:editId="5D5515FE">
+            <wp:extent cx="5730214" cy="2098963"/>
+            <wp:effectExtent l="0" t="0" r="4445" b="0"/>
             <wp:docPr id="2115894719" name="Picture 3"/>
             <wp:cNvGraphicFramePr>
               <a:graphicFrameLocks xmlns:a="http://schemas.openxmlformats.org/drawingml/2006/main" noChangeAspect="1"/>
@@ -646,7 +705,7 @@
                       <a:picLocks noChangeAspect="1" noChangeArrowheads="1"/>
                     </pic:cNvPicPr>
                   </pic:nvPicPr>
-                  <pic:blipFill>
+                  <pic:blipFill rotWithShape="1">
                     <a:blip r:embed="rId6" cstate="print">
                       <a:extLst>
                         <a:ext uri="{28A0092B-C50C-407E-A947-70E740481C1C}">
@@ -654,7 +713,7 @@
                         </a:ext>
                       </a:extLst>
                     </a:blip>
-                    <a:srcRect/>
+                    <a:srcRect t="11227" b="8705"/>
                     <a:stretch>
                       <a:fillRect/>
                     </a:stretch>
@@ -662,7 +721,7 @@
                   <pic:spPr bwMode="auto">
                     <a:xfrm>
                       <a:off x="0" y="0"/>
-                      <a:ext cx="5731510" cy="3223895"/>
+                      <a:ext cx="5761158" cy="2110298"/>
                     </a:xfrm>
                     <a:prstGeom prst="rect">
                       <a:avLst/>
@@ -671,6 +730,11 @@
                     <a:ln>
                       <a:noFill/>
                     </a:ln>
+                    <a:extLst>
+                      <a:ext uri="{53640926-AAD7-44D8-BBD7-CCE9431645EC}">
+                        <a14:shadowObscured xmlns:a14="http://schemas.microsoft.com/office/drawing/2010/main"/>
+                      </a:ext>
+                    </a:extLst>
                   </pic:spPr>
                 </pic:pic>
               </a:graphicData>
@@ -678,33 +742,82 @@
           </wp:inline>
         </w:drawing>
       </w:r>
-      <w:r>
+    </w:p>
+    <w:p>
+      <w:pPr>
+        <w:spacing w:line="360" w:lineRule="auto"/>
+        <w:jc w:val="center"/>
         <w:rPr>
           <w:rFonts w:ascii="Times New Roman" w:hAnsi="Times New Roman" w:cs="Times New Roman"/>
           <w:i/>
           <w:iCs/>
         </w:rPr>
+      </w:pPr>
+      <w:r>
+        <w:rPr>
+          <w:rFonts w:ascii="Times New Roman" w:hAnsi="Times New Roman" w:cs="Times New Roman"/>
+          <w:i/>
+          <w:iCs/>
+        </w:rPr>
         <w:t>Figure 2: Extracting the original raw message and email header data</w:t>
       </w:r>
     </w:p>
     <w:p>
       <w:pPr>
         <w:spacing w:line="360" w:lineRule="auto"/>
-        <w:jc w:val="both"/>
-        <w:rPr>
-          <w:rFonts w:ascii="Times New Roman" w:hAnsi="Times New Roman" w:cs="Times New Roman"/>
-          <w:b/>
-          <w:bCs/>
-        </w:rPr>
-      </w:pPr>
-      <w:r>
-        <w:rPr>
-          <w:rFonts w:ascii="Times New Roman" w:hAnsi="Times New Roman" w:cs="Times New Roman"/>
-          <w:b/>
-          <w:bCs/>
-        </w:rPr>
-        <w:t>Step 3: Analyzing the Header via MXToolbox</w:t>
-      </w:r>
+        <w:jc w:val="center"/>
+        <w:rPr>
+          <w:rFonts w:ascii="Times New Roman" w:hAnsi="Times New Roman" w:cs="Times New Roman"/>
+        </w:rPr>
+      </w:pPr>
+    </w:p>
+    <w:p>
+      <w:pPr>
+        <w:spacing w:line="360" w:lineRule="auto"/>
+        <w:jc w:val="both"/>
+        <w:rPr>
+          <w:rFonts w:ascii="Times New Roman" w:hAnsi="Times New Roman" w:cs="Times New Roman"/>
+          <w:b/>
+          <w:bCs/>
+        </w:rPr>
+      </w:pPr>
+      <w:r>
+        <w:rPr>
+          <w:rFonts w:ascii="Times New Roman" w:hAnsi="Times New Roman" w:cs="Times New Roman"/>
+          <w:b/>
+          <w:bCs/>
+        </w:rPr>
+        <w:lastRenderedPageBreak/>
+        <w:t xml:space="preserve">Step 3: </w:t>
+      </w:r>
+      <w:proofErr w:type="spellStart"/>
+      <w:r>
+        <w:rPr>
+          <w:rFonts w:ascii="Times New Roman" w:hAnsi="Times New Roman" w:cs="Times New Roman"/>
+          <w:b/>
+          <w:bCs/>
+        </w:rPr>
+        <w:t>Analyzing</w:t>
+      </w:r>
+      <w:proofErr w:type="spellEnd"/>
+      <w:r>
+        <w:rPr>
+          <w:rFonts w:ascii="Times New Roman" w:hAnsi="Times New Roman" w:cs="Times New Roman"/>
+          <w:b/>
+          <w:bCs/>
+        </w:rPr>
+        <w:t xml:space="preserve"> the Header via </w:t>
+      </w:r>
+      <w:proofErr w:type="spellStart"/>
+      <w:r>
+        <w:rPr>
+          <w:rFonts w:ascii="Times New Roman" w:hAnsi="Times New Roman" w:cs="Times New Roman"/>
+          <w:b/>
+          <w:bCs/>
+        </w:rPr>
+        <w:t>MXToolbox</w:t>
+      </w:r>
+      <w:proofErr w:type="spellEnd"/>
     </w:p>
     <w:p>
       <w:pPr>
@@ -724,6 +837,7 @@
         </w:rPr>
         <w:t xml:space="preserve">Navigate to an online Mail Header Analyzer, such as </w:t>
       </w:r>
+      <w:proofErr w:type="spellStart"/>
       <w:r>
         <w:rPr>
           <w:rFonts w:ascii="Times New Roman" w:hAnsi="Times New Roman" w:cs="Times New Roman"/>
@@ -732,6 +846,7 @@
         </w:rPr>
         <w:t>MXToolbox</w:t>
       </w:r>
+      <w:proofErr w:type="spellEnd"/>
       <w:r>
         <w:rPr>
           <w:rFonts w:ascii="Times New Roman" w:hAnsi="Times New Roman" w:cs="Times New Roman"/>
@@ -755,7 +870,21 @@
         <w:rPr>
           <w:rFonts w:ascii="Times New Roman" w:hAnsi="Times New Roman" w:cs="Times New Roman"/>
         </w:rPr>
-        <w:t>Paste the copied raw header text into the analysis tool and click Analyze.</w:t>
+        <w:t xml:space="preserve">Paste the copied raw header text into the analysis tool and click </w:t>
+      </w:r>
+      <w:proofErr w:type="spellStart"/>
+      <w:r>
+        <w:rPr>
+          <w:rFonts w:ascii="Times New Roman" w:hAnsi="Times New Roman" w:cs="Times New Roman"/>
+        </w:rPr>
+        <w:t>Analyze</w:t>
+      </w:r>
+      <w:proofErr w:type="spellEnd"/>
+      <w:r>
+        <w:rPr>
+          <w:rFonts w:ascii="Times New Roman" w:hAnsi="Times New Roman" w:cs="Times New Roman"/>
+        </w:rPr>
+        <w:t>.</w:t>
       </w:r>
     </w:p>
     <w:p>
@@ -820,7 +949,7 @@
           <w:noProof/>
         </w:rPr>
         <w:drawing>
-          <wp:inline distT="0" distB="0" distL="0" distR="0" wp14:anchorId="1398DE21" wp14:editId="01AB66CE">
+          <wp:inline distT="0" distB="0" distL="0" distR="0" wp14:anchorId="1398DE21" wp14:editId="45796644">
             <wp:extent cx="5731510" cy="2649855"/>
             <wp:effectExtent l="0" t="0" r="2540" b="0"/>
             <wp:docPr id="632289573" name="Picture 4"/>
@@ -893,7 +1022,6 @@
           <w:b/>
           <w:bCs/>
         </w:rPr>
-        <w:lastRenderedPageBreak/>
         <w:t>Step 4: Examining SPF, DKIM, and DMARC Results</w:t>
       </w:r>
     </w:p>
@@ -913,7 +1041,21 @@
         <w:rPr>
           <w:rFonts w:ascii="Times New Roman" w:hAnsi="Times New Roman" w:cs="Times New Roman"/>
         </w:rPr>
-        <w:t>Scroll down in the analyzer tool to inspect the authentication policies</w:t>
+        <w:t xml:space="preserve">Scroll down in the </w:t>
+      </w:r>
+      <w:proofErr w:type="spellStart"/>
+      <w:r>
+        <w:rPr>
+          <w:rFonts w:ascii="Times New Roman" w:hAnsi="Times New Roman" w:cs="Times New Roman"/>
+        </w:rPr>
+        <w:t>analyzer</w:t>
+      </w:r>
+      <w:proofErr w:type="spellEnd"/>
+      <w:r>
+        <w:rPr>
+          <w:rFonts w:ascii="Times New Roman" w:hAnsi="Times New Roman" w:cs="Times New Roman"/>
+        </w:rPr>
+        <w:t xml:space="preserve"> tool to inspect the authentication policies</w:t>
       </w:r>
       <w:r>
         <w:rPr>
@@ -971,8 +1113,9 @@
         <w:rPr>
           <w:noProof/>
         </w:rPr>
+        <w:lastRenderedPageBreak/>
         <w:drawing>
-          <wp:inline distT="0" distB="0" distL="0" distR="0" wp14:anchorId="2A056BB1" wp14:editId="377AEB8E">
+          <wp:inline distT="0" distB="0" distL="0" distR="0" wp14:anchorId="2A056BB1" wp14:editId="5F331354">
             <wp:extent cx="5731510" cy="2705735"/>
             <wp:effectExtent l="0" t="0" r="2540" b="0"/>
             <wp:docPr id="1320317973" name="Picture 5"/>
@@ -1143,10 +1286,9 @@
         <w:rPr>
           <w:noProof/>
         </w:rPr>
-        <w:lastRenderedPageBreak/>
         <w:drawing>
-          <wp:inline distT="0" distB="0" distL="0" distR="0" wp14:anchorId="0F01D39F" wp14:editId="695BD384">
-            <wp:extent cx="5731510" cy="3223895"/>
+          <wp:inline distT="0" distB="0" distL="0" distR="0" wp14:anchorId="0F01D39F" wp14:editId="58E5D9BC">
+            <wp:extent cx="5731510" cy="2651760"/>
             <wp:effectExtent l="0" t="0" r="2540" b="0"/>
             <wp:docPr id="1803467953" name="Picture 6"/>
             <wp:cNvGraphicFramePr>
@@ -1161,7 +1303,7 @@
                       <a:picLocks noChangeAspect="1" noChangeArrowheads="1"/>
                     </pic:cNvPicPr>
                   </pic:nvPicPr>
-                  <pic:blipFill>
+                  <pic:blipFill rotWithShape="1">
                     <a:blip r:embed="rId9" cstate="print">
                       <a:extLst>
                         <a:ext uri="{28A0092B-C50C-407E-A947-70E740481C1C}">
@@ -1169,7 +1311,7 @@
                         </a:ext>
                       </a:extLst>
                     </a:blip>
-                    <a:srcRect/>
+                    <a:srcRect t="11503" b="6244"/>
                     <a:stretch>
                       <a:fillRect/>
                     </a:stretch>
@@ -1177,7 +1319,7 @@
                   <pic:spPr bwMode="auto">
                     <a:xfrm>
                       <a:off x="0" y="0"/>
-                      <a:ext cx="5731510" cy="3223895"/>
+                      <a:ext cx="5731510" cy="2651760"/>
                     </a:xfrm>
                     <a:prstGeom prst="rect">
                       <a:avLst/>
@@ -1186,6 +1328,11 @@
                     <a:ln>
                       <a:noFill/>
                     </a:ln>
+                    <a:extLst>
+                      <a:ext uri="{53640926-AAD7-44D8-BBD7-CCE9431645EC}">
+                        <a14:shadowObscured xmlns:a14="http://schemas.microsoft.com/office/drawing/2010/main"/>
+                      </a:ext>
+                    </a:extLst>
                   </pic:spPr>
                 </pic:pic>
               </a:graphicData>
@@ -1212,12 +1359,35 @@
           <w:bCs/>
         </w:rPr>
       </w:pPr>
-      <w:r>
-        <w:rPr>
-          <w:rFonts w:ascii="Times New Roman" w:hAnsi="Times New Roman" w:cs="Times New Roman"/>
-          <w:b/>
-          <w:bCs/>
-        </w:rPr>
+    </w:p>
+    <w:p>
+      <w:pPr>
+        <w:spacing w:line="360" w:lineRule="auto"/>
+        <w:jc w:val="both"/>
+        <w:rPr>
+          <w:rFonts w:ascii="Times New Roman" w:hAnsi="Times New Roman" w:cs="Times New Roman"/>
+          <w:b/>
+          <w:bCs/>
+        </w:rPr>
+      </w:pPr>
+    </w:p>
+    <w:p>
+      <w:pPr>
+        <w:spacing w:line="360" w:lineRule="auto"/>
+        <w:jc w:val="both"/>
+        <w:rPr>
+          <w:rFonts w:ascii="Times New Roman" w:hAnsi="Times New Roman" w:cs="Times New Roman"/>
+          <w:b/>
+          <w:bCs/>
+        </w:rPr>
+      </w:pPr>
+      <w:r>
+        <w:rPr>
+          <w:rFonts w:ascii="Times New Roman" w:hAnsi="Times New Roman" w:cs="Times New Roman"/>
+          <w:b/>
+          <w:bCs/>
+        </w:rPr>
+        <w:lastRenderedPageBreak/>
         <w:t>5. FORENSIC FINDINGS &amp; ANALYSIS</w:t>
       </w:r>
     </w:p>
@@ -1426,6 +1596,96 @@
         <w:jc w:val="both"/>
         <w:rPr>
           <w:rFonts w:ascii="Times New Roman" w:hAnsi="Times New Roman" w:cs="Times New Roman"/>
+        </w:rPr>
+      </w:pPr>
+    </w:p>
+    <w:p>
+      <w:pPr>
+        <w:spacing w:line="360" w:lineRule="auto"/>
+        <w:jc w:val="both"/>
+        <w:rPr>
+          <w:rFonts w:ascii="Times New Roman" w:hAnsi="Times New Roman" w:cs="Times New Roman"/>
+        </w:rPr>
+      </w:pPr>
+    </w:p>
+    <w:p>
+      <w:pPr>
+        <w:spacing w:line="360" w:lineRule="auto"/>
+        <w:jc w:val="both"/>
+        <w:rPr>
+          <w:rFonts w:ascii="Times New Roman" w:hAnsi="Times New Roman" w:cs="Times New Roman"/>
+        </w:rPr>
+      </w:pPr>
+    </w:p>
+    <w:p>
+      <w:pPr>
+        <w:spacing w:line="360" w:lineRule="auto"/>
+        <w:jc w:val="both"/>
+        <w:rPr>
+          <w:rFonts w:ascii="Times New Roman" w:hAnsi="Times New Roman" w:cs="Times New Roman"/>
+        </w:rPr>
+      </w:pPr>
+    </w:p>
+    <w:p>
+      <w:pPr>
+        <w:spacing w:line="360" w:lineRule="auto"/>
+        <w:jc w:val="both"/>
+        <w:rPr>
+          <w:rFonts w:ascii="Times New Roman" w:hAnsi="Times New Roman" w:cs="Times New Roman"/>
+        </w:rPr>
+      </w:pPr>
+    </w:p>
+    <w:p>
+      <w:pPr>
+        <w:spacing w:line="360" w:lineRule="auto"/>
+        <w:jc w:val="both"/>
+        <w:rPr>
+          <w:rFonts w:ascii="Times New Roman" w:hAnsi="Times New Roman" w:cs="Times New Roman"/>
+        </w:rPr>
+      </w:pPr>
+    </w:p>
+    <w:p>
+      <w:pPr>
+        <w:spacing w:line="360" w:lineRule="auto"/>
+        <w:jc w:val="both"/>
+        <w:rPr>
+          <w:rFonts w:ascii="Times New Roman" w:hAnsi="Times New Roman" w:cs="Times New Roman"/>
+        </w:rPr>
+      </w:pPr>
+    </w:p>
+    <w:p>
+      <w:pPr>
+        <w:spacing w:line="360" w:lineRule="auto"/>
+        <w:jc w:val="both"/>
+        <w:rPr>
+          <w:rFonts w:ascii="Times New Roman" w:hAnsi="Times New Roman" w:cs="Times New Roman"/>
+        </w:rPr>
+      </w:pPr>
+    </w:p>
+    <w:p>
+      <w:pPr>
+        <w:spacing w:line="360" w:lineRule="auto"/>
+        <w:jc w:val="both"/>
+        <w:rPr>
+          <w:rFonts w:ascii="Times New Roman" w:hAnsi="Times New Roman" w:cs="Times New Roman"/>
+        </w:rPr>
+      </w:pPr>
+    </w:p>
+    <w:p>
+      <w:pPr>
+        <w:spacing w:line="360" w:lineRule="auto"/>
+        <w:jc w:val="both"/>
+        <w:rPr>
+          <w:rFonts w:ascii="Times New Roman" w:hAnsi="Times New Roman" w:cs="Times New Roman"/>
+        </w:rPr>
+      </w:pPr>
+    </w:p>
+    <w:p>
+      <w:pPr>
+        <w:spacing w:line="360" w:lineRule="auto"/>
+        <w:jc w:val="both"/>
+        <w:rPr>
+          <w:rFonts w:ascii="Times New Roman" w:hAnsi="Times New Roman" w:cs="Times New Roman"/>
           <w:b/>
           <w:bCs/>
         </w:rPr>
@@ -1451,7 +1711,35 @@
         <w:rPr>
           <w:rFonts w:ascii="Times New Roman" w:hAnsi="Times New Roman" w:cs="Times New Roman"/>
         </w:rPr>
-        <w:t>The email header was successfully extracted and analyzed using MXToolbox. Authentication protocols (SPF, DKIM, DMARC) and the originating IP address were manually verified, demonstrating how to trace email origins and detect potential spoofing.</w:t>
+        <w:t xml:space="preserve">The email header was successfully extracted and </w:t>
+      </w:r>
+      <w:proofErr w:type="spellStart"/>
+      <w:r>
+        <w:rPr>
+          <w:rFonts w:ascii="Times New Roman" w:hAnsi="Times New Roman" w:cs="Times New Roman"/>
+        </w:rPr>
+        <w:t>analyzed</w:t>
+      </w:r>
+      <w:proofErr w:type="spellEnd"/>
+      <w:r>
+        <w:rPr>
+          <w:rFonts w:ascii="Times New Roman" w:hAnsi="Times New Roman" w:cs="Times New Roman"/>
+        </w:rPr>
+        <w:t xml:space="preserve"> using </w:t>
+      </w:r>
+      <w:proofErr w:type="spellStart"/>
+      <w:r>
+        <w:rPr>
+          <w:rFonts w:ascii="Times New Roman" w:hAnsi="Times New Roman" w:cs="Times New Roman"/>
+        </w:rPr>
+        <w:t>MXToolbox</w:t>
+      </w:r>
+      <w:proofErr w:type="spellEnd"/>
+      <w:r>
+        <w:rPr>
+          <w:rFonts w:ascii="Times New Roman" w:hAnsi="Times New Roman" w:cs="Times New Roman"/>
+        </w:rPr>
+        <w:t>. Authentication protocols (SPF, DKIM, DMARC) and the originating IP address were manually verified, demonstrating how to trace email origins and detect potential spoofing.</w:t>
       </w:r>
     </w:p>
     <w:sectPr>
